--- a/summaryResume.docx
+++ b/summaryResume.docx
@@ -1107,7 +1107,20 @@
           <w:lang w:val="en-CA"/>
         </w:rPr>
         <w:tab/>
-        <w:t>Toronto, ON, Canada</w:t>
+      </w:r>
+      <w:r>
+        <w:rPr>
+          <w:rFonts w:cs="Calibri" w:ascii="Calibri" w:hAnsi="Calibri"/>
+          <w:lang w:val="en-CA"/>
+        </w:rPr>
+        <w:t>Newmarket</w:t>
+      </w:r>
+      <w:r>
+        <w:rPr>
+          <w:rFonts w:cs="Calibri" w:ascii="Calibri" w:hAnsi="Calibri"/>
+          <w:lang w:val="en-CA"/>
+        </w:rPr>
+        <w:t>, ON, Canada</w:t>
       </w:r>
     </w:p>
     <w:p>
@@ -1925,7 +1938,9 @@
         </w:tabs>
         <w:spacing w:before="0" w:after="0"/>
         <w:textAlignment w:val="baseline"/>
-        <w:rPr/>
+        <w:rPr>
+          <w:rFonts w:ascii="Calibri" w:hAnsi="Calibri"/>
+        </w:rPr>
       </w:pPr>
       <w:r>
         <w:rPr>
@@ -2381,7 +2396,34 @@
           <w:kern w:val="2"/>
           <w:lang w:eastAsia="zh-CN" w:bidi="hi-IN"/>
         </w:rPr>
-        <w:t>, Project Manager for Visions Engineering</w:t>
+        <w:t>, Director of Programs and Business Development</w:t>
+      </w:r>
+    </w:p>
+    <w:p>
+      <w:pPr>
+        <w:pStyle w:val="Normal"/>
+        <w:tabs>
+          <w:tab w:val="clear" w:pos="9360"/>
+          <w:tab w:val="left" w:pos="400" w:leader="none"/>
+        </w:tabs>
+        <w:bidi w:val="0"/>
+        <w:spacing w:lineRule="auto" w:line="240" w:before="0" w:after="0"/>
+        <w:jc w:val="left"/>
+        <w:rPr>
+          <w:rFonts w:ascii="Calibri" w:hAnsi="Calibri" w:eastAsia="Noto Serif CJK SC" w:cs="Lohit Devanagari"/>
+          <w:color w:val="000000"/>
+          <w:kern w:val="2"/>
+          <w:lang w:eastAsia="zh-CN" w:bidi="hi-IN"/>
+        </w:rPr>
+      </w:pPr>
+      <w:r>
+        <w:rPr>
+          <w:rFonts w:eastAsia="Noto Serif CJK SC" w:cs="Lohit Devanagari" w:ascii="Calibri" w:hAnsi="Calibri"/>
+          <w:color w:val="000000"/>
+          <w:kern w:val="2"/>
+          <w:lang w:eastAsia="zh-CN" w:bidi="hi-IN"/>
+        </w:rPr>
+        <w:t xml:space="preserve">Email: Kevans@visionengineered.com </w:t>
       </w:r>
     </w:p>
     <w:p>
@@ -2401,50 +2443,11 @@
           <w:rFonts w:eastAsia="Noto Serif CJK SC" w:cs="Lohit Devanagari" w:ascii="Calibri" w:hAnsi="Calibri"/>
           <w:color w:val="000000"/>
           <w:kern w:val="2"/>
-          <w:lang w:eastAsia="zh-CN" w:bidi="hi-IN"/>
-        </w:rPr>
-        <w:t xml:space="preserve">Email: </w:t>
+          <w:lang w:val="de-DE" w:eastAsia="zh-CN" w:bidi="hi-IN"/>
+        </w:rPr>
+        <w:t xml:space="preserve">LinkedIn: </w:t>
       </w:r>
       <w:hyperlink r:id="rId8">
-        <w:r>
-          <w:rPr>
-            <w:rStyle w:val="ListLabel1"/>
-          </w:rPr>
-          <w:t>Kenneth.j.Evans@outlook.com</w:t>
-        </w:r>
-      </w:hyperlink>
-      <w:r>
-        <w:rPr>
-          <w:rFonts w:eastAsia="Noto Serif CJK SC" w:cs="Lohit Devanagari" w:ascii="Calibri" w:hAnsi="Calibri"/>
-          <w:color w:val="000000"/>
-          <w:kern w:val="2"/>
-          <w:lang w:eastAsia="zh-CN" w:bidi="hi-IN"/>
-        </w:rPr>
-        <w:t xml:space="preserve">  </w:t>
-      </w:r>
-    </w:p>
-    <w:p>
-      <w:pPr>
-        <w:pStyle w:val="Normal"/>
-        <w:tabs>
-          <w:tab w:val="clear" w:pos="9360"/>
-          <w:tab w:val="left" w:pos="400" w:leader="none"/>
-        </w:tabs>
-        <w:bidi w:val="0"/>
-        <w:spacing w:lineRule="auto" w:line="240" w:before="0" w:after="0"/>
-        <w:jc w:val="left"/>
-        <w:rPr/>
-      </w:pPr>
-      <w:r>
-        <w:rPr>
-          <w:rFonts w:eastAsia="Noto Serif CJK SC" w:cs="Lohit Devanagari" w:ascii="Calibri" w:hAnsi="Calibri"/>
-          <w:color w:val="000000"/>
-          <w:kern w:val="2"/>
-          <w:lang w:val="de-DE" w:eastAsia="zh-CN" w:bidi="hi-IN"/>
-        </w:rPr>
-        <w:t xml:space="preserve">LinkedIn: </w:t>
-      </w:r>
-      <w:hyperlink r:id="rId9">
         <w:r>
           <w:rPr>
             <w:rStyle w:val="ListLabel2"/>
@@ -2481,11 +2484,20 @@
           <w:kern w:val="2"/>
           <w:lang w:eastAsia="zh-CN" w:bidi="hi-IN"/>
         </w:rPr>
-        <w:t>Phone: 1-571-244-3155</w:t>
+        <w:t>Phone: 1-</w:t>
+      </w:r>
+      <w:r>
+        <w:rPr>
+          <w:rFonts w:eastAsia="Noto Serif CJK SC" w:cs="Lohit Devanagari" w:ascii="Calibri" w:hAnsi="Calibri"/>
+          <w:color w:val="000000"/>
+          <w:kern w:val="2"/>
+          <w:lang w:eastAsia="zh-CN" w:bidi="hi-IN"/>
+        </w:rPr>
+        <w:t>614-586-6996</w:t>
       </w:r>
     </w:p>
     <w:sectPr>
-      <w:footerReference w:type="default" r:id="rId10"/>
+      <w:footerReference w:type="default" r:id="rId9"/>
       <w:type w:val="nextPage"/>
       <w:pgSz w:w="12240" w:h="15840"/>
       <w:pgMar w:left="1450" w:right="1450" w:header="0" w:top="730" w:footer="730" w:bottom="1263" w:gutter="0"/>

--- a/summaryResume.docx
+++ b/summaryResume.docx
@@ -914,7 +914,38 @@
           <w:rFonts w:cs="Calibri" w:ascii="Calibri" w:hAnsi="Calibri"/>
           <w:lang w:val="en-CA"/>
         </w:rPr>
-        <w:t>Cashier &amp; Merchandiser</w:t>
+        <w:t xml:space="preserve">Cashie </w:t>
+      </w:r>
+      <w:r>
+        <w:rPr>
+          <w:rStyle w:val="NormalItalic"/>
+          <w:rFonts w:cs="Calibri" w:ascii="Calibri" w:hAnsi="Calibri"/>
+          <w:lang w:val="en-CA"/>
+        </w:rPr>
+        <w:t>&amp;</w:t>
+      </w:r>
+      <w:r>
+        <w:rPr>
+          <w:rStyle w:val="NormalItalic"/>
+          <w:rFonts w:cs="Calibri" w:ascii="Calibri" w:hAnsi="Calibri"/>
+          <w:lang w:val="en-CA"/>
+        </w:rPr>
+        <w:t>, Merchandiser</w:t>
+      </w:r>
+      <w:r>
+        <w:rPr>
+          <w:rStyle w:val="NormalItalic"/>
+          <w:rFonts w:cs="Calibri" w:ascii="Calibri" w:hAnsi="Calibri"/>
+          <w:lang w:val="en-CA"/>
+        </w:rPr>
+        <w:t xml:space="preserve"> (also assist in pharmacy)</w:t>
+      </w:r>
+      <w:r>
+        <w:rPr>
+          <w:rStyle w:val="NormalItalic"/>
+          <w:rFonts w:cs="Calibri" w:ascii="Calibri" w:hAnsi="Calibri"/>
+          <w:lang w:val="en-CA"/>
+        </w:rPr>
         <w:tab/>
       </w:r>
       <w:r>

--- a/summaryResume.docx
+++ b/summaryResume.docx
@@ -914,7 +914,23 @@
           <w:rFonts w:cs="Calibri" w:ascii="Calibri" w:hAnsi="Calibri"/>
           <w:lang w:val="en-CA"/>
         </w:rPr>
-        <w:t xml:space="preserve">Cashie </w:t>
+        <w:t>Cashie</w:t>
+      </w:r>
+      <w:r>
+        <w:rPr>
+          <w:rStyle w:val="NormalItalic"/>
+          <w:rFonts w:cs="Calibri" w:ascii="Calibri" w:hAnsi="Calibri"/>
+          <w:lang w:val="en-CA"/>
+        </w:rPr>
+        <w:t>r</w:t>
+      </w:r>
+      <w:r>
+        <w:rPr>
+          <w:rStyle w:val="NormalItalic"/>
+          <w:rFonts w:cs="Calibri" w:ascii="Calibri" w:hAnsi="Calibri"/>
+          <w:lang w:val="en-CA"/>
+        </w:rPr>
+        <w:t xml:space="preserve"> </w:t>
       </w:r>
       <w:r>
         <w:rPr>

--- a/summaryResume.docx
+++ b/summaryResume.docx
@@ -2911,7 +2911,9 @@
       </w:rPr>
     </w:rPrDefault>
     <w:pPrDefault>
-      <w:pPr/>
+      <w:pPr>
+        <w:suppressAutoHyphens w:val="true"/>
+      </w:pPr>
     </w:pPrDefault>
   </w:docDefaults>
   <w:style w:type="paragraph" w:styleId="Normal">
@@ -3029,7 +3031,7 @@
     </w:rPr>
   </w:style>
   <w:style w:type="character" w:styleId="InternetLink">
-    <w:name w:val="Internet Link"/>
+    <w:name w:val="Hyperlink"/>
     <w:basedOn w:val="DefaultParagraphFont"/>
     <w:rPr>
       <w:color w:val="0000FF"/>

--- a/summaryResume.docx
+++ b/summaryResume.docx
@@ -2659,6 +2659,9 @@
       <w:lvlText w:val=""/>
       <w:lvlJc w:val="left"/>
       <w:pPr>
+        <w:tabs>
+          <w:tab w:val="num" w:pos="0"/>
+        </w:tabs>
         <w:ind w:left="0" w:hanging="0"/>
       </w:pPr>
     </w:lvl>
@@ -2669,6 +2672,9 @@
       <w:lvlText w:val=""/>
       <w:lvlJc w:val="left"/>
       <w:pPr>
+        <w:tabs>
+          <w:tab w:val="num" w:pos="0"/>
+        </w:tabs>
         <w:ind w:left="0" w:hanging="0"/>
       </w:pPr>
     </w:lvl>
@@ -2679,6 +2685,9 @@
       <w:lvlText w:val=""/>
       <w:lvlJc w:val="left"/>
       <w:pPr>
+        <w:tabs>
+          <w:tab w:val="num" w:pos="0"/>
+        </w:tabs>
         <w:ind w:left="0" w:hanging="0"/>
       </w:pPr>
     </w:lvl>
@@ -2689,6 +2698,9 @@
       <w:lvlText w:val=""/>
       <w:lvlJc w:val="left"/>
       <w:pPr>
+        <w:tabs>
+          <w:tab w:val="num" w:pos="0"/>
+        </w:tabs>
         <w:ind w:left="0" w:hanging="0"/>
       </w:pPr>
     </w:lvl>
@@ -2699,6 +2711,9 @@
       <w:lvlText w:val=""/>
       <w:lvlJc w:val="left"/>
       <w:pPr>
+        <w:tabs>
+          <w:tab w:val="num" w:pos="0"/>
+        </w:tabs>
         <w:ind w:left="0" w:hanging="0"/>
       </w:pPr>
     </w:lvl>
@@ -2709,6 +2724,9 @@
       <w:lvlText w:val=""/>
       <w:lvlJc w:val="left"/>
       <w:pPr>
+        <w:tabs>
+          <w:tab w:val="num" w:pos="0"/>
+        </w:tabs>
         <w:ind w:left="0" w:hanging="0"/>
       </w:pPr>
     </w:lvl>
@@ -2719,6 +2737,9 @@
       <w:lvlText w:val=""/>
       <w:lvlJc w:val="left"/>
       <w:pPr>
+        <w:tabs>
+          <w:tab w:val="num" w:pos="0"/>
+        </w:tabs>
         <w:ind w:left="0" w:hanging="0"/>
       </w:pPr>
     </w:lvl>
@@ -2729,6 +2750,9 @@
       <w:lvlText w:val=""/>
       <w:lvlJc w:val="left"/>
       <w:pPr>
+        <w:tabs>
+          <w:tab w:val="num" w:pos="0"/>
+        </w:tabs>
         <w:ind w:left="0" w:hanging="0"/>
       </w:pPr>
     </w:lvl>
@@ -2739,6 +2763,9 @@
       <w:lvlText w:val=""/>
       <w:lvlJc w:val="left"/>
       <w:pPr>
+        <w:tabs>
+          <w:tab w:val="num" w:pos="0"/>
+        </w:tabs>
         <w:ind w:left="0" w:hanging="0"/>
       </w:pPr>
     </w:lvl>
@@ -2757,7 +2784,6 @@
       </w:pPr>
       <w:rPr>
         <w:rFonts w:ascii="Symbol" w:hAnsi="Symbol" w:cs="Symbol" w:hint="default"/>
-        <w:rFonts w:cs="Symbol"/>
       </w:rPr>
     </w:lvl>
     <w:lvl w:ilvl="1">
@@ -2773,7 +2799,6 @@
       </w:pPr>
       <w:rPr>
         <w:rFonts w:ascii="Symbol" w:hAnsi="Symbol" w:cs="Symbol" w:hint="default"/>
-        <w:rFonts w:cs="Symbol"/>
       </w:rPr>
     </w:lvl>
     <w:lvl w:ilvl="2">
@@ -2789,7 +2814,6 @@
       </w:pPr>
       <w:rPr>
         <w:rFonts w:ascii="Symbol" w:hAnsi="Symbol" w:cs="Symbol" w:hint="default"/>
-        <w:rFonts w:cs="Symbol"/>
       </w:rPr>
     </w:lvl>
     <w:lvl w:ilvl="3">
@@ -2805,7 +2829,6 @@
       </w:pPr>
       <w:rPr>
         <w:rFonts w:ascii="Symbol" w:hAnsi="Symbol" w:cs="Symbol" w:hint="default"/>
-        <w:rFonts w:cs="Symbol"/>
       </w:rPr>
     </w:lvl>
     <w:lvl w:ilvl="4">
@@ -2821,7 +2844,6 @@
       </w:pPr>
       <w:rPr>
         <w:rFonts w:ascii="Symbol" w:hAnsi="Symbol" w:cs="Symbol" w:hint="default"/>
-        <w:rFonts w:cs="Symbol"/>
       </w:rPr>
     </w:lvl>
     <w:lvl w:ilvl="5">
@@ -2837,7 +2859,6 @@
       </w:pPr>
       <w:rPr>
         <w:rFonts w:ascii="Symbol" w:hAnsi="Symbol" w:cs="Symbol" w:hint="default"/>
-        <w:rFonts w:cs="Symbol"/>
       </w:rPr>
     </w:lvl>
     <w:lvl w:ilvl="6">
@@ -2853,7 +2874,6 @@
       </w:pPr>
       <w:rPr>
         <w:rFonts w:ascii="Symbol" w:hAnsi="Symbol" w:cs="Symbol" w:hint="default"/>
-        <w:rFonts w:cs="Symbol"/>
       </w:rPr>
     </w:lvl>
     <w:lvl w:ilvl="7">
@@ -2869,7 +2889,6 @@
       </w:pPr>
       <w:rPr>
         <w:rFonts w:ascii="Symbol" w:hAnsi="Symbol" w:cs="Symbol" w:hint="default"/>
-        <w:rFonts w:cs="Symbol"/>
       </w:rPr>
     </w:lvl>
     <w:lvl w:ilvl="8">
@@ -2885,7 +2904,6 @@
       </w:pPr>
       <w:rPr>
         <w:rFonts w:ascii="Symbol" w:hAnsi="Symbol" w:cs="Symbol" w:hint="default"/>
-        <w:rFonts w:cs="Symbol"/>
       </w:rPr>
     </w:lvl>
   </w:abstractNum>

--- a/summaryResume.docx
+++ b/summaryResume.docx
@@ -9,6 +9,7 @@
         <w:rPr>
           <w:sz w:val="32"/>
           <w:szCs w:val="32"/>
+          <w:shd w:fill="auto" w:val="clear"/>
           <w:lang w:val="en-CA"/>
         </w:rPr>
       </w:pPr>
@@ -16,6 +17,7 @@
         <w:rPr>
           <w:sz w:val="32"/>
           <w:szCs w:val="32"/>
+          <w:shd w:fill="auto" w:val="clear"/>
           <w:lang w:val="en-CA"/>
         </w:rPr>
         <w:t>Sheldon W. B. Maschmeyer</w:t>
@@ -28,6 +30,7 @@
           <w:rFonts w:ascii="Arial" w:hAnsi="Arial"/>
           <w:sz w:val="18"/>
           <w:szCs w:val="18"/>
+          <w:shd w:fill="auto" w:val="clear"/>
           <w:lang w:val="en-CA"/>
         </w:rPr>
       </w:pPr>
@@ -36,6 +39,7 @@
           <w:rFonts w:ascii="Arial" w:hAnsi="Arial"/>
           <w:sz w:val="18"/>
           <w:szCs w:val="18"/>
+          <w:shd w:fill="auto" w:val="clear"/>
           <w:lang w:val="en-CA"/>
         </w:rPr>
         <w:t>562 Reardon Private, Ottawa, Ontario, Canada, K1V 2L1</w:t>
@@ -48,6 +52,7 @@
           <w:rFonts w:ascii="Arial" w:hAnsi="Arial"/>
           <w:sz w:val="18"/>
           <w:szCs w:val="18"/>
+          <w:shd w:fill="auto" w:val="clear"/>
           <w:lang w:val="en-CA"/>
         </w:rPr>
       </w:pPr>
@@ -56,6 +61,7 @@
           <w:rFonts w:ascii="Arial" w:hAnsi="Arial"/>
           <w:sz w:val="18"/>
           <w:szCs w:val="18"/>
+          <w:shd w:fill="auto" w:val="clear"/>
           <w:lang w:val="en-CA"/>
         </w:rPr>
         <w:t>613-889-4320 | sheldon@maschmeyer.ca</w:t>
@@ -68,6 +74,7 @@
           <w:rFonts w:ascii="Calibri" w:hAnsi="Calibri" w:cs="Calibri"/>
           <w:sz w:val="22"/>
           <w:szCs w:val="22"/>
+          <w:shd w:fill="auto" w:val="clear"/>
           <w:lang w:val="en-CA"/>
         </w:rPr>
       </w:pPr>
@@ -76,6 +83,7 @@
           <w:rFonts w:cs="Calibri" w:ascii="Calibri" w:hAnsi="Calibri"/>
           <w:sz w:val="22"/>
           <w:szCs w:val="22"/>
+          <w:shd w:fill="auto" w:val="clear"/>
           <w:lang w:val="en-CA"/>
         </w:rPr>
         <w:t>profile</w:t>
@@ -94,12 +102,14 @@
         <w:spacing w:before="0" w:after="0"/>
         <w:rPr>
           <w:rFonts w:ascii="Calibri" w:hAnsi="Calibri" w:cs="Calibri"/>
-          <w:lang w:val="en-CA"/>
-        </w:rPr>
-      </w:pPr>
-      <w:r>
-        <w:rPr>
-          <w:rFonts w:cs="Calibri" w:ascii="Calibri" w:hAnsi="Calibri"/>
+          <w:shd w:fill="auto" w:val="clear"/>
+          <w:lang w:val="en-CA"/>
+        </w:rPr>
+      </w:pPr>
+      <w:r>
+        <w:rPr>
+          <w:rFonts w:cs="Calibri" w:ascii="Calibri" w:hAnsi="Calibri"/>
+          <w:shd w:fill="auto" w:val="clear"/>
           <w:lang w:val="en-CA"/>
         </w:rPr>
         <w:t>Secret Level Security Clearance</w:t>
@@ -121,6 +131,7 @@
       <w:r>
         <w:rPr>
           <w:rFonts w:cs="Calibri" w:ascii="Calibri" w:hAnsi="Calibri"/>
+          <w:shd w:fill="auto" w:val="clear"/>
           <w:lang w:val="en-CA"/>
         </w:rPr>
         <w:t>Qualified for</w:t>
@@ -128,6 +139,7 @@
       <w:r>
         <w:rPr>
           <w:rFonts w:cs="Calibri" w:ascii="Calibri" w:hAnsi="Calibri"/>
+          <w:shd w:fill="auto" w:val="clear"/>
           <w:lang w:val="en-CA"/>
         </w:rPr>
         <w:t xml:space="preserve"> </w:t>
@@ -135,6 +147,7 @@
       <w:r>
         <w:rPr>
           <w:rFonts w:cs="Calibri" w:ascii="Calibri" w:hAnsi="Calibri"/>
+          <w:shd w:fill="auto" w:val="clear"/>
           <w:lang w:val="en-CA"/>
         </w:rPr>
         <w:t>Computer Software Developer,</w:t>
@@ -142,6 +155,7 @@
       <w:r>
         <w:rPr>
           <w:rFonts w:cs="Calibri" w:ascii="Calibri" w:hAnsi="Calibri"/>
+          <w:shd w:fill="auto" w:val="clear"/>
           <w:lang w:val="en-CA"/>
         </w:rPr>
         <w:t xml:space="preserve"> </w:t>
@@ -149,6 +163,7 @@
       <w:r>
         <w:rPr>
           <w:rFonts w:cs="Calibri" w:ascii="Calibri" w:hAnsi="Calibri"/>
+          <w:shd w:fill="auto" w:val="clear"/>
           <w:lang w:val="en-CA"/>
         </w:rPr>
         <w:t xml:space="preserve">IT </w:t>
@@ -156,6 +171,7 @@
       <w:r>
         <w:rPr>
           <w:rFonts w:cs="Calibri" w:ascii="Calibri" w:hAnsi="Calibri"/>
+          <w:shd w:fill="auto" w:val="clear"/>
           <w:lang w:val="en-CA"/>
         </w:rPr>
         <w:t>and researching positions</w:t>
@@ -174,12 +190,14 @@
         <w:spacing w:before="0" w:after="0"/>
         <w:rPr>
           <w:rFonts w:ascii="Calibri" w:hAnsi="Calibri" w:cs="Calibri"/>
-          <w:lang w:val="en-CA"/>
-        </w:rPr>
-      </w:pPr>
-      <w:r>
-        <w:rPr>
-          <w:rFonts w:cs="Calibri" w:ascii="Calibri" w:hAnsi="Calibri"/>
+          <w:shd w:fill="auto" w:val="clear"/>
+          <w:lang w:val="en-CA"/>
+        </w:rPr>
+      </w:pPr>
+      <w:r>
+        <w:rPr>
+          <w:rFonts w:cs="Calibri" w:ascii="Calibri" w:hAnsi="Calibri"/>
+          <w:shd w:fill="auto" w:val="clear"/>
           <w:lang w:val="en-CA"/>
         </w:rPr>
         <w:t>I have both applied computer science and broad science, technology and environmental educatio</w:t>
@@ -187,6 +205,7 @@
       <w:r>
         <w:rPr>
           <w:rFonts w:cs="Calibri" w:ascii="Calibri" w:hAnsi="Calibri"/>
+          <w:shd w:fill="auto" w:val="clear"/>
           <w:lang w:val="en-CA"/>
         </w:rPr>
         <w:t>n</w:t>
@@ -205,12 +224,14 @@
         <w:spacing w:before="0" w:after="0"/>
         <w:rPr>
           <w:rFonts w:ascii="Calibri" w:hAnsi="Calibri" w:cs="Calibri"/>
-          <w:lang w:val="en-CA"/>
-        </w:rPr>
-      </w:pPr>
-      <w:r>
-        <w:rPr>
-          <w:rFonts w:cs="Calibri" w:ascii="Calibri" w:hAnsi="Calibri"/>
+          <w:shd w:fill="auto" w:val="clear"/>
+          <w:lang w:val="en-CA"/>
+        </w:rPr>
+      </w:pPr>
+      <w:r>
+        <w:rPr>
+          <w:rFonts w:cs="Calibri" w:ascii="Calibri" w:hAnsi="Calibri"/>
+          <w:shd w:fill="auto" w:val="clear"/>
           <w:lang w:val="en-CA"/>
         </w:rPr>
         <w:t>For the majority of my work experience, I was working part-time while studying to finance my education (low-income adult student without family financial support)</w:t>
@@ -223,6 +244,7 @@
           <w:rFonts w:ascii="Calibri" w:hAnsi="Calibri" w:cs="Calibri"/>
           <w:sz w:val="22"/>
           <w:szCs w:val="22"/>
+          <w:shd w:fill="auto" w:val="clear"/>
           <w:lang w:val="en-CA"/>
         </w:rPr>
       </w:pPr>
@@ -231,6 +253,7 @@
           <w:rFonts w:cs="Calibri" w:ascii="Calibri" w:hAnsi="Calibri"/>
           <w:sz w:val="22"/>
           <w:szCs w:val="22"/>
+          <w:shd w:fill="auto" w:val="clear"/>
           <w:lang w:val="en-CA"/>
         </w:rPr>
       </w:r>
@@ -242,6 +265,7 @@
           <w:rFonts w:ascii="Calibri" w:hAnsi="Calibri" w:cs="Calibri"/>
           <w:sz w:val="22"/>
           <w:szCs w:val="22"/>
+          <w:shd w:fill="auto" w:val="clear"/>
           <w:lang w:val="en-CA"/>
         </w:rPr>
       </w:pPr>
@@ -250,6 +274,7 @@
           <w:rFonts w:cs="Calibri" w:ascii="Calibri" w:hAnsi="Calibri"/>
           <w:sz w:val="22"/>
           <w:szCs w:val="22"/>
+          <w:shd w:fill="auto" w:val="clear"/>
           <w:lang w:val="en-CA"/>
         </w:rPr>
         <w:t>Education</w:t>
@@ -265,6 +290,7 @@
         <w:rPr>
           <w:rStyle w:val="NormalBold"/>
           <w:rFonts w:cs="Calibri" w:ascii="Calibri" w:hAnsi="Calibri"/>
+          <w:shd w:fill="auto" w:val="clear"/>
           <w:lang w:val="en-CA"/>
         </w:rPr>
         <w:t>Carleton University</w:t>
@@ -273,6 +299,7 @@
       <w:r>
         <w:rPr>
           <w:rFonts w:cs="Calibri" w:ascii="Calibri" w:hAnsi="Calibri"/>
+          <w:shd w:fill="auto" w:val="clear"/>
           <w:lang w:val="en-CA"/>
         </w:rPr>
         <w:t>Ottawa</w:t>
@@ -288,6 +315,7 @@
         <w:rPr>
           <w:rStyle w:val="NormalItalic"/>
           <w:rFonts w:cs="Calibri" w:ascii="Calibri" w:hAnsi="Calibri"/>
+          <w:shd w:fill="auto" w:val="clear"/>
           <w:lang w:val="en-CA"/>
         </w:rPr>
         <w:t>BS.</w:t>
@@ -296,6 +324,7 @@
         <w:rPr>
           <w:rStyle w:val="NormalItalic"/>
           <w:rFonts w:cs="Calibri" w:ascii="Calibri" w:hAnsi="Calibri"/>
+          <w:shd w:fill="auto" w:val="clear"/>
           <w:lang w:val="en-CA"/>
         </w:rPr>
         <w:t xml:space="preserve"> Computer Science (Minor: Sociology</w:t>
@@ -304,6 +333,7 @@
         <w:rPr>
           <w:rStyle w:val="NormalItalic"/>
           <w:rFonts w:cs="Calibri" w:ascii="Calibri" w:hAnsi="Calibri"/>
+          <w:shd w:fill="auto" w:val="clear"/>
           <w:lang w:val="en-CA"/>
         </w:rPr>
         <w:t>)</w:t>
@@ -311,6 +341,7 @@
       <w:r>
         <w:rPr>
           <w:rFonts w:cs="Calibri" w:ascii="Calibri" w:hAnsi="Calibri"/>
+          <w:shd w:fill="auto" w:val="clear"/>
           <w:lang w:val="en-CA"/>
         </w:rPr>
         <w:tab/>
@@ -323,6 +354,7 @@
         <w:spacing w:before="0" w:after="0"/>
         <w:rPr>
           <w:rStyle w:val="NormalBold"/>
+          <w:shd w:fill="auto" w:val="clear"/>
         </w:rPr>
       </w:pPr>
       <w:r>
@@ -342,6 +374,7 @@
         <w:rPr>
           <w:rStyle w:val="NormalBold"/>
           <w:rFonts w:cs="Calibri" w:ascii="Calibri" w:hAnsi="Calibri"/>
+          <w:shd w:fill="auto" w:val="clear"/>
           <w:lang w:val="en-CA"/>
         </w:rPr>
         <w:t>Carleton University</w:t>
@@ -349,6 +382,7 @@
       <w:r>
         <w:rPr>
           <w:rFonts w:cs="Calibri" w:ascii="Calibri" w:hAnsi="Calibri"/>
+          <w:shd w:fill="auto" w:val="clear"/>
           <w:lang w:val="en-CA"/>
         </w:rPr>
         <w:tab/>
@@ -365,6 +399,7 @@
         <w:rPr>
           <w:rStyle w:val="NormalItalic"/>
           <w:rFonts w:cs="Calibri" w:ascii="Calibri" w:hAnsi="Calibri"/>
+          <w:shd w:fill="auto" w:val="clear"/>
           <w:lang w:val="en-CA"/>
         </w:rPr>
         <w:t>BS.</w:t>
@@ -373,6 +408,7 @@
         <w:rPr>
           <w:rStyle w:val="NormalItalic"/>
           <w:rFonts w:cs="Calibri" w:ascii="Calibri" w:hAnsi="Calibri"/>
+          <w:shd w:fill="auto" w:val="clear"/>
           <w:lang w:val="en-CA"/>
         </w:rPr>
         <w:t xml:space="preserve"> Integrated Science and Technology</w:t>
@@ -380,6 +416,7 @@
       <w:r>
         <w:rPr>
           <w:rFonts w:cs="Calibri" w:ascii="Calibri" w:hAnsi="Calibri"/>
+          <w:shd w:fill="auto" w:val="clear"/>
           <w:lang w:val="en-CA"/>
         </w:rPr>
         <w:tab/>
@@ -394,6 +431,7 @@
           <w:rFonts w:ascii="Calibri" w:hAnsi="Calibri" w:cs="Calibri"/>
           <w:sz w:val="22"/>
           <w:szCs w:val="22"/>
+          <w:shd w:fill="auto" w:val="clear"/>
           <w:lang w:val="en-CA"/>
         </w:rPr>
       </w:pPr>
@@ -402,6 +440,7 @@
           <w:rFonts w:cs="Calibri" w:ascii="Calibri" w:hAnsi="Calibri"/>
           <w:sz w:val="22"/>
           <w:szCs w:val="22"/>
+          <w:shd w:fill="auto" w:val="clear"/>
           <w:lang w:val="en-CA"/>
         </w:rPr>
       </w:r>
@@ -414,6 +453,7 @@
           <w:rFonts w:ascii="Calibri" w:hAnsi="Calibri" w:cs="Calibri"/>
           <w:sz w:val="22"/>
           <w:szCs w:val="22"/>
+          <w:shd w:fill="auto" w:val="clear"/>
           <w:lang w:val="en-CA"/>
         </w:rPr>
       </w:pPr>
@@ -422,6 +462,7 @@
           <w:rFonts w:cs="Calibri" w:ascii="Calibri" w:hAnsi="Calibri"/>
           <w:sz w:val="22"/>
           <w:szCs w:val="22"/>
+          <w:shd w:fill="auto" w:val="clear"/>
           <w:lang w:val="en-CA"/>
         </w:rPr>
         <w:t>Technology Skills</w:t>
@@ -440,12 +481,14 @@
         <w:spacing w:before="0" w:after="0"/>
         <w:rPr>
           <w:rFonts w:ascii="Calibri" w:hAnsi="Calibri" w:cs="Calibri"/>
-          <w:lang w:val="en-CA"/>
-        </w:rPr>
-      </w:pPr>
-      <w:r>
-        <w:rPr>
-          <w:rFonts w:cs="Calibri" w:ascii="Calibri" w:hAnsi="Calibri"/>
+          <w:shd w:fill="auto" w:val="clear"/>
+          <w:lang w:val="en-CA"/>
+        </w:rPr>
+      </w:pPr>
+      <w:r>
+        <w:rPr>
+          <w:rFonts w:cs="Calibri" w:ascii="Calibri" w:hAnsi="Calibri"/>
+          <w:shd w:fill="auto" w:val="clear"/>
           <w:lang w:val="en-CA"/>
         </w:rPr>
         <w:t xml:space="preserve">C++ </w:t>
@@ -453,6 +496,7 @@
       <w:r>
         <w:rPr>
           <w:rFonts w:cs="Calibri" w:ascii="Calibri" w:hAnsi="Calibri"/>
+          <w:shd w:fill="auto" w:val="clear"/>
           <w:lang w:val="en-CA"/>
         </w:rPr>
         <w:t>and Java</w:t>
@@ -471,12 +515,14 @@
         <w:spacing w:before="0" w:after="0"/>
         <w:rPr>
           <w:rFonts w:ascii="Calibri" w:hAnsi="Calibri" w:cs="Calibri"/>
-          <w:lang w:val="en-CA"/>
-        </w:rPr>
-      </w:pPr>
-      <w:r>
-        <w:rPr>
-          <w:rFonts w:cs="Calibri" w:ascii="Calibri" w:hAnsi="Calibri"/>
+          <w:shd w:fill="auto" w:val="clear"/>
+          <w:lang w:val="en-CA"/>
+        </w:rPr>
+      </w:pPr>
+      <w:r>
+        <w:rPr>
+          <w:rFonts w:cs="Calibri" w:ascii="Calibri" w:hAnsi="Calibri"/>
+          <w:shd w:fill="auto" w:val="clear"/>
           <w:lang w:val="en-CA"/>
         </w:rPr>
         <w:t>Windows (Batch) and Linux (Batch).</w:t>
@@ -495,12 +541,14 @@
         <w:spacing w:before="0" w:after="0"/>
         <w:rPr>
           <w:rFonts w:ascii="Calibri" w:hAnsi="Calibri" w:cs="Calibri"/>
-          <w:lang w:val="en-CA"/>
-        </w:rPr>
-      </w:pPr>
-      <w:r>
-        <w:rPr>
-          <w:rFonts w:cs="Calibri" w:ascii="Calibri" w:hAnsi="Calibri"/>
+          <w:shd w:fill="auto" w:val="clear"/>
+          <w:lang w:val="en-CA"/>
+        </w:rPr>
+      </w:pPr>
+      <w:r>
+        <w:rPr>
+          <w:rFonts w:cs="Calibri" w:ascii="Calibri" w:hAnsi="Calibri"/>
+          <w:shd w:fill="auto" w:val="clear"/>
           <w:lang w:val="en-CA"/>
         </w:rPr>
         <w:t>OS Kernel programming on Linux.</w:t>
@@ -519,12 +567,14 @@
         <w:spacing w:before="0" w:after="0"/>
         <w:rPr>
           <w:rFonts w:ascii="Calibri" w:hAnsi="Calibri" w:cs="Calibri"/>
-          <w:lang w:val="en-CA"/>
-        </w:rPr>
-      </w:pPr>
-      <w:r>
-        <w:rPr>
-          <w:rFonts w:cs="Calibri" w:ascii="Calibri" w:hAnsi="Calibri"/>
+          <w:shd w:fill="auto" w:val="clear"/>
+          <w:lang w:val="en-CA"/>
+        </w:rPr>
+      </w:pPr>
+      <w:r>
+        <w:rPr>
+          <w:rFonts w:cs="Calibri" w:ascii="Calibri" w:hAnsi="Calibri"/>
+          <w:shd w:fill="auto" w:val="clear"/>
           <w:lang w:val="en-CA"/>
         </w:rPr>
         <w:t>Databases: Oracle SQL, mySQL, MongoDB.</w:t>
@@ -543,12 +593,14 @@
         <w:spacing w:before="0" w:after="0"/>
         <w:rPr>
           <w:rFonts w:ascii="Calibri" w:hAnsi="Calibri" w:cs="Calibri"/>
-          <w:lang w:val="en-CA"/>
-        </w:rPr>
-      </w:pPr>
-      <w:r>
-        <w:rPr>
-          <w:rFonts w:cs="Calibri" w:ascii="Calibri" w:hAnsi="Calibri"/>
+          <w:shd w:fill="auto" w:val="clear"/>
+          <w:lang w:val="en-CA"/>
+        </w:rPr>
+      </w:pPr>
+      <w:r>
+        <w:rPr>
+          <w:rFonts w:cs="Calibri" w:ascii="Calibri" w:hAnsi="Calibri"/>
+          <w:shd w:fill="auto" w:val="clear"/>
           <w:lang w:val="en-CA"/>
         </w:rPr>
         <w:t>Git; using GitHub for collaboration and version control.</w:t>
@@ -567,12 +619,14 @@
         <w:spacing w:before="0" w:after="0"/>
         <w:rPr>
           <w:rFonts w:ascii="Calibri" w:hAnsi="Calibri" w:cs="Calibri"/>
-          <w:lang w:val="en-CA"/>
-        </w:rPr>
-      </w:pPr>
-      <w:r>
-        <w:rPr>
-          <w:rFonts w:cs="Calibri" w:ascii="Calibri" w:hAnsi="Calibri"/>
+          <w:shd w:fill="auto" w:val="clear"/>
+          <w:lang w:val="en-CA"/>
+        </w:rPr>
+      </w:pPr>
+      <w:r>
+        <w:rPr>
+          <w:rFonts w:cs="Calibri" w:ascii="Calibri" w:hAnsi="Calibri"/>
+          <w:shd w:fill="auto" w:val="clear"/>
           <w:lang w:val="en-CA"/>
         </w:rPr>
         <w:t>XML, JSON, CSS, JavaScript, PHP, HTML5. Used Bootstrap-5 and additional frameworks.</w:t>
@@ -591,12 +645,14 @@
         <w:spacing w:before="0" w:after="0"/>
         <w:rPr>
           <w:rFonts w:ascii="Calibri" w:hAnsi="Calibri" w:cs="Calibri"/>
-          <w:lang w:val="en-CA"/>
-        </w:rPr>
-      </w:pPr>
-      <w:r>
-        <w:rPr>
-          <w:rFonts w:cs="Calibri" w:ascii="Calibri" w:hAnsi="Calibri"/>
+          <w:shd w:fill="auto" w:val="clear"/>
+          <w:lang w:val="en-CA"/>
+        </w:rPr>
+      </w:pPr>
+      <w:r>
+        <w:rPr>
+          <w:rFonts w:cs="Calibri" w:ascii="Calibri" w:hAnsi="Calibri"/>
+          <w:shd w:fill="auto" w:val="clear"/>
           <w:lang w:val="en-CA"/>
         </w:rPr>
         <w:t>Favorite IDE: Dreamweaver (Windows) and Wappler (Linux).</w:t>
@@ -615,12 +671,14 @@
         <w:spacing w:before="0" w:after="0"/>
         <w:rPr>
           <w:rFonts w:ascii="Calibri" w:hAnsi="Calibri" w:cs="Calibri"/>
-          <w:lang w:val="en-CA"/>
-        </w:rPr>
-      </w:pPr>
-      <w:r>
-        <w:rPr>
-          <w:rFonts w:cs="Calibri" w:ascii="Calibri" w:hAnsi="Calibri"/>
+          <w:shd w:fill="auto" w:val="clear"/>
+          <w:lang w:val="en-CA"/>
+        </w:rPr>
+      </w:pPr>
+      <w:r>
+        <w:rPr>
+          <w:rFonts w:cs="Calibri" w:ascii="Calibri" w:hAnsi="Calibri"/>
+          <w:shd w:fill="auto" w:val="clear"/>
           <w:lang w:val="en-CA"/>
         </w:rPr>
         <w:t>OpenSource Matomo (Formally PIWIK)</w:t>
@@ -639,12 +697,14 @@
         <w:spacing w:before="0" w:after="0"/>
         <w:rPr>
           <w:rFonts w:ascii="Calibri" w:hAnsi="Calibri" w:cs="Calibri"/>
-          <w:lang w:val="en-CA"/>
-        </w:rPr>
-      </w:pPr>
-      <w:r>
-        <w:rPr>
-          <w:rFonts w:cs="Calibri" w:ascii="Calibri" w:hAnsi="Calibri"/>
+          <w:shd w:fill="auto" w:val="clear"/>
+          <w:lang w:val="en-CA"/>
+        </w:rPr>
+      </w:pPr>
+      <w:r>
+        <w:rPr>
+          <w:rFonts w:cs="Calibri" w:ascii="Calibri" w:hAnsi="Calibri"/>
+          <w:shd w:fill="auto" w:val="clear"/>
           <w:lang w:val="en-CA"/>
         </w:rPr>
         <w:t>Google Analytics</w:t>
@@ -663,12 +723,14 @@
         <w:spacing w:before="0" w:after="0"/>
         <w:rPr>
           <w:rFonts w:ascii="Calibri" w:hAnsi="Calibri" w:cs="Calibri"/>
-          <w:lang w:val="en-CA"/>
-        </w:rPr>
-      </w:pPr>
-      <w:r>
-        <w:rPr>
-          <w:rFonts w:cs="Calibri" w:ascii="Calibri" w:hAnsi="Calibri"/>
+          <w:shd w:fill="auto" w:val="clear"/>
+          <w:lang w:val="en-CA"/>
+        </w:rPr>
+      </w:pPr>
+      <w:r>
+        <w:rPr>
+          <w:rFonts w:cs="Calibri" w:ascii="Calibri" w:hAnsi="Calibri"/>
+          <w:shd w:fill="auto" w:val="clear"/>
           <w:lang w:val="en-CA"/>
         </w:rPr>
         <w:t>Microsoft Internet Information Services (IIS)</w:t>
@@ -687,12 +749,14 @@
         <w:spacing w:before="0" w:after="0"/>
         <w:rPr>
           <w:rFonts w:ascii="Calibri" w:hAnsi="Calibri" w:cs="Calibri"/>
-          <w:lang w:val="en-CA"/>
-        </w:rPr>
-      </w:pPr>
-      <w:r>
-        <w:rPr>
-          <w:rFonts w:cs="Calibri" w:ascii="Calibri" w:hAnsi="Calibri"/>
+          <w:shd w:fill="auto" w:val="clear"/>
+          <w:lang w:val="en-CA"/>
+        </w:rPr>
+      </w:pPr>
+      <w:r>
+        <w:rPr>
+          <w:rFonts w:cs="Calibri" w:ascii="Calibri" w:hAnsi="Calibri"/>
+          <w:shd w:fill="auto" w:val="clear"/>
           <w:lang w:val="en-CA"/>
         </w:rPr>
         <w:t>Linux with Apache Server (for testing before going live)</w:t>
@@ -711,12 +775,14 @@
         <w:spacing w:before="0" w:after="0"/>
         <w:rPr>
           <w:rFonts w:ascii="Calibri" w:hAnsi="Calibri" w:cs="Calibri"/>
-          <w:lang w:val="en-CA"/>
-        </w:rPr>
-      </w:pPr>
-      <w:r>
-        <w:rPr>
-          <w:rFonts w:cs="Calibri" w:ascii="Calibri" w:hAnsi="Calibri"/>
+          <w:shd w:fill="auto" w:val="clear"/>
+          <w:lang w:val="en-CA"/>
+        </w:rPr>
+      </w:pPr>
+      <w:r>
+        <w:rPr>
+          <w:rFonts w:cs="Calibri" w:ascii="Calibri" w:hAnsi="Calibri"/>
+          <w:shd w:fill="auto" w:val="clear"/>
           <w:lang w:val="en-CA"/>
         </w:rPr>
         <w:t>Computer/Network Security: Burp, Wireshark, and Packet Tracing.</w:t>
@@ -735,12 +801,14 @@
         <w:spacing w:before="0" w:after="0"/>
         <w:rPr>
           <w:rFonts w:ascii="Calibri" w:hAnsi="Calibri" w:cs="Calibri"/>
-          <w:lang w:val="en-CA"/>
-        </w:rPr>
-      </w:pPr>
-      <w:r>
-        <w:rPr>
-          <w:rFonts w:cs="Calibri" w:ascii="Calibri" w:hAnsi="Calibri"/>
+          <w:shd w:fill="auto" w:val="clear"/>
+          <w:lang w:val="en-CA"/>
+        </w:rPr>
+      </w:pPr>
+      <w:r>
+        <w:rPr>
+          <w:rFonts w:cs="Calibri" w:ascii="Calibri" w:hAnsi="Calibri"/>
+          <w:shd w:fill="auto" w:val="clear"/>
           <w:lang w:val="en-CA"/>
         </w:rPr>
         <w:t xml:space="preserve">MS Office programs including advanced skills </w:t>
@@ -748,6 +816,7 @@
       <w:r>
         <w:rPr>
           <w:rFonts w:cs="Calibri" w:ascii="Calibri" w:hAnsi="Calibri"/>
+          <w:shd w:fill="auto" w:val="clear"/>
           <w:lang w:val="en-CA"/>
         </w:rPr>
         <w:t>such as physics tables</w:t>
@@ -755,6 +824,7 @@
       <w:r>
         <w:rPr>
           <w:rFonts w:cs="Calibri" w:ascii="Calibri" w:hAnsi="Calibri"/>
+          <w:shd w:fill="auto" w:val="clear"/>
           <w:lang w:val="en-CA"/>
         </w:rPr>
         <w:t xml:space="preserve"> with Excel.</w:t>
@@ -773,12 +843,14 @@
         <w:spacing w:before="0" w:after="0"/>
         <w:rPr>
           <w:rFonts w:ascii="Calibri" w:hAnsi="Calibri" w:cs="Calibri"/>
-          <w:lang w:val="en-CA"/>
-        </w:rPr>
-      </w:pPr>
-      <w:r>
-        <w:rPr>
-          <w:rFonts w:cs="Calibri" w:ascii="Calibri" w:hAnsi="Calibri"/>
+          <w:shd w:fill="auto" w:val="clear"/>
+          <w:lang w:val="en-CA"/>
+        </w:rPr>
+      </w:pPr>
+      <w:r>
+        <w:rPr>
+          <w:rFonts w:cs="Calibri" w:ascii="Calibri" w:hAnsi="Calibri"/>
+          <w:shd w:fill="auto" w:val="clear"/>
           <w:lang w:val="en-CA"/>
         </w:rPr>
         <w:t>Adobe Photoshop and Premier.</w:t>
@@ -798,12 +870,14 @@
         <w:ind w:left="360" w:hanging="0"/>
         <w:rPr>
           <w:rFonts w:ascii="Calibri" w:hAnsi="Calibri" w:cs="Calibri"/>
-          <w:lang w:val="en-CA"/>
-        </w:rPr>
-      </w:pPr>
-      <w:r>
-        <w:rPr>
-          <w:rFonts w:cs="Calibri" w:ascii="Calibri" w:hAnsi="Calibri"/>
+          <w:shd w:fill="auto" w:val="clear"/>
+          <w:lang w:val="en-CA"/>
+        </w:rPr>
+      </w:pPr>
+      <w:r>
+        <w:rPr>
+          <w:rFonts w:cs="Calibri" w:ascii="Calibri" w:hAnsi="Calibri"/>
+          <w:shd w:fill="auto" w:val="clear"/>
           <w:lang w:val="en-CA"/>
         </w:rPr>
       </w:r>
@@ -823,6 +897,7 @@
           <w:spacing w:val="25"/>
           <w:sz w:val="22"/>
           <w:szCs w:val="22"/>
+          <w:shd w:fill="auto" w:val="clear"/>
           <w:lang w:val="en-CA"/>
         </w:rPr>
         <w:t>work</w:t>
@@ -832,6 +907,7 @@
           <w:rFonts w:cs="Calibri" w:ascii="Calibri" w:hAnsi="Calibri"/>
           <w:sz w:val="22"/>
           <w:szCs w:val="22"/>
+          <w:shd w:fill="auto" w:val="clear"/>
           <w:lang w:val="en-CA"/>
         </w:rPr>
         <w:t xml:space="preserve"> Experience</w:t>
@@ -846,6 +922,7 @@
         <w:rPr>
           <w:rStyle w:val="NormalBold"/>
           <w:rFonts w:cs="Calibri" w:ascii="Calibri" w:hAnsi="Calibri"/>
+          <w:shd w:fill="auto" w:val="clear"/>
           <w:lang w:val="en-CA"/>
         </w:rPr>
         <w:t>I-AM Retailer Solutions Inc.</w:t>
@@ -853,6 +930,7 @@
       <w:r>
         <w:rPr>
           <w:rFonts w:cs="Calibri" w:ascii="Calibri" w:hAnsi="Calibri"/>
+          <w:shd w:fill="auto" w:val="clear"/>
           <w:lang w:val="en-CA"/>
         </w:rPr>
         <w:tab/>
@@ -868,6 +946,7 @@
         <w:rPr>
           <w:rStyle w:val="NormalItalic"/>
           <w:rFonts w:cs="Calibri" w:ascii="Calibri" w:hAnsi="Calibri"/>
+          <w:shd w:fill="auto" w:val="clear"/>
           <w:lang w:val="en-CA"/>
         </w:rPr>
         <w:t>IT &amp; Media Arts</w:t>
@@ -875,6 +954,7 @@
       <w:r>
         <w:rPr>
           <w:rFonts w:cs="Calibri" w:ascii="Calibri" w:hAnsi="Calibri"/>
+          <w:shd w:fill="auto" w:val="clear"/>
           <w:lang w:val="en-CA"/>
         </w:rPr>
         <w:tab/>
@@ -890,6 +970,7 @@
         <w:rPr>
           <w:rStyle w:val="NormalBold"/>
           <w:rFonts w:cs="Calibri" w:ascii="Calibri" w:hAnsi="Calibri"/>
+          <w:shd w:fill="auto" w:val="clear"/>
           <w:lang w:val="en-CA"/>
         </w:rPr>
         <w:t>Shoppers Drug Mart</w:t>
@@ -897,6 +978,7 @@
       <w:r>
         <w:rPr>
           <w:rFonts w:cs="Calibri" w:ascii="Calibri" w:hAnsi="Calibri"/>
+          <w:shd w:fill="auto" w:val="clear"/>
           <w:lang w:val="en-CA"/>
         </w:rPr>
         <w:tab/>
@@ -912,6 +994,7 @@
         <w:rPr>
           <w:rStyle w:val="NormalItalic"/>
           <w:rFonts w:cs="Calibri" w:ascii="Calibri" w:hAnsi="Calibri"/>
+          <w:shd w:fill="auto" w:val="clear"/>
           <w:lang w:val="en-CA"/>
         </w:rPr>
         <w:t>Cashie</w:t>
@@ -920,6 +1003,7 @@
         <w:rPr>
           <w:rStyle w:val="NormalItalic"/>
           <w:rFonts w:cs="Calibri" w:ascii="Calibri" w:hAnsi="Calibri"/>
+          <w:shd w:fill="auto" w:val="clear"/>
           <w:lang w:val="en-CA"/>
         </w:rPr>
         <w:t>r</w:t>
@@ -928,6 +1012,7 @@
         <w:rPr>
           <w:rStyle w:val="NormalItalic"/>
           <w:rFonts w:cs="Calibri" w:ascii="Calibri" w:hAnsi="Calibri"/>
+          <w:shd w:fill="auto" w:val="clear"/>
           <w:lang w:val="en-CA"/>
         </w:rPr>
         <w:t xml:space="preserve"> </w:t>
@@ -936,6 +1021,7 @@
         <w:rPr>
           <w:rStyle w:val="NormalItalic"/>
           <w:rFonts w:cs="Calibri" w:ascii="Calibri" w:hAnsi="Calibri"/>
+          <w:shd w:fill="auto" w:val="clear"/>
           <w:lang w:val="en-CA"/>
         </w:rPr>
         <w:t>&amp;</w:t>
@@ -944,6 +1030,7 @@
         <w:rPr>
           <w:rStyle w:val="NormalItalic"/>
           <w:rFonts w:cs="Calibri" w:ascii="Calibri" w:hAnsi="Calibri"/>
+          <w:shd w:fill="auto" w:val="clear"/>
           <w:lang w:val="en-CA"/>
         </w:rPr>
         <w:t>, Merchandiser</w:t>
@@ -952,6 +1039,7 @@
         <w:rPr>
           <w:rStyle w:val="NormalItalic"/>
           <w:rFonts w:cs="Calibri" w:ascii="Calibri" w:hAnsi="Calibri"/>
+          <w:shd w:fill="auto" w:val="clear"/>
           <w:lang w:val="en-CA"/>
         </w:rPr>
         <w:t xml:space="preserve"> (also assist in pharmacy)</w:t>
@@ -960,6 +1048,7 @@
         <w:rPr>
           <w:rStyle w:val="NormalItalic"/>
           <w:rFonts w:cs="Calibri" w:ascii="Calibri" w:hAnsi="Calibri"/>
+          <w:shd w:fill="auto" w:val="clear"/>
           <w:lang w:val="en-CA"/>
         </w:rPr>
         <w:tab/>
@@ -969,6 +1058,7 @@
           <w:rStyle w:val="NormalItalic"/>
           <w:rFonts w:cs="Calibri" w:ascii="Calibri" w:hAnsi="Calibri"/>
           <w:i w:val="false"/>
+          <w:shd w:fill="auto" w:val="clear"/>
           <w:lang w:val="en-CA"/>
         </w:rPr>
         <w:t xml:space="preserve">May 2016- </w:t>
@@ -976,6 +1066,7 @@
       <w:r>
         <w:rPr>
           <w:rFonts w:cs="Calibri" w:ascii="Calibri" w:hAnsi="Calibri"/>
+          <w:shd w:fill="auto" w:val="clear"/>
           <w:lang w:val="en-CA"/>
         </w:rPr>
         <w:t>Present</w:t>
@@ -990,6 +1081,7 @@
         <w:rPr>
           <w:rStyle w:val="NormalBold"/>
           <w:rFonts w:cs="Calibri" w:ascii="Calibri" w:hAnsi="Calibri"/>
+          <w:shd w:fill="auto" w:val="clear"/>
           <w:lang w:val="en-CA"/>
         </w:rPr>
         <w:t>Dominion Voting Systems</w:t>
@@ -997,6 +1089,7 @@
       <w:r>
         <w:rPr>
           <w:rFonts w:cs="Calibri" w:ascii="Calibri" w:hAnsi="Calibri"/>
+          <w:shd w:fill="auto" w:val="clear"/>
           <w:lang w:val="en-CA"/>
         </w:rPr>
         <w:tab/>
@@ -1012,6 +1105,7 @@
         <w:rPr>
           <w:rStyle w:val="NormalItalic"/>
           <w:rFonts w:cs="Calibri" w:ascii="Calibri" w:hAnsi="Calibri"/>
+          <w:shd w:fill="auto" w:val="clear"/>
           <w:lang w:val="en-CA"/>
         </w:rPr>
         <w:t>Field Training and Support Representative</w:t>
@@ -1019,6 +1113,7 @@
       <w:r>
         <w:rPr>
           <w:rFonts w:cs="Calibri" w:ascii="Calibri" w:hAnsi="Calibri"/>
+          <w:shd w:fill="auto" w:val="clear"/>
           <w:lang w:val="en-CA"/>
         </w:rPr>
         <w:tab/>
@@ -1034,6 +1129,7 @@
         <w:rPr>
           <w:rStyle w:val="NormalItalic"/>
           <w:rFonts w:cs="Calibri" w:ascii="Calibri" w:hAnsi="Calibri"/>
+          <w:shd w:fill="auto" w:val="clear"/>
           <w:lang w:val="en-CA"/>
         </w:rPr>
         <w:t>Field Service Representative</w:t>
@@ -1041,6 +1137,7 @@
       <w:r>
         <w:rPr>
           <w:rFonts w:cs="Calibri" w:ascii="Calibri" w:hAnsi="Calibri"/>
+          <w:shd w:fill="auto" w:val="clear"/>
           <w:lang w:val="en-CA"/>
         </w:rPr>
         <w:tab/>
@@ -1056,6 +1153,7 @@
         <w:rPr>
           <w:rStyle w:val="NormalBold"/>
           <w:rFonts w:cs="Calibri" w:ascii="Calibri" w:hAnsi="Calibri"/>
+          <w:shd w:fill="auto" w:val="clear"/>
           <w:lang w:val="en-CA"/>
         </w:rPr>
         <w:t>Canada Computers</w:t>
@@ -1063,6 +1161,7 @@
       <w:r>
         <w:rPr>
           <w:rFonts w:cs="Calibri" w:ascii="Calibri" w:hAnsi="Calibri"/>
+          <w:shd w:fill="auto" w:val="clear"/>
           <w:lang w:val="en-CA"/>
         </w:rPr>
         <w:tab/>
@@ -1078,6 +1177,7 @@
         <w:rPr>
           <w:rStyle w:val="NormalItalic"/>
           <w:rFonts w:cs="Calibri" w:ascii="Calibri" w:hAnsi="Calibri"/>
+          <w:shd w:fill="auto" w:val="clear"/>
           <w:lang w:val="en-CA"/>
         </w:rPr>
         <w:t>Customer Service Representative</w:t>
@@ -1085,6 +1185,7 @@
       <w:r>
         <w:rPr>
           <w:rFonts w:cs="Calibri" w:ascii="Calibri" w:hAnsi="Calibri"/>
+          <w:shd w:fill="auto" w:val="clear"/>
           <w:lang w:val="en-CA"/>
         </w:rPr>
         <w:tab/>
@@ -1100,6 +1201,7 @@
         <w:rPr>
           <w:rStyle w:val="NormalBold"/>
           <w:rFonts w:cs="Calibri" w:ascii="Calibri" w:hAnsi="Calibri"/>
+          <w:shd w:fill="auto" w:val="clear"/>
           <w:lang w:val="en-CA"/>
         </w:rPr>
         <w:t>Elections Canada</w:t>
@@ -1107,6 +1209,7 @@
       <w:r>
         <w:rPr>
           <w:rFonts w:cs="Calibri" w:ascii="Calibri" w:hAnsi="Calibri"/>
+          <w:shd w:fill="auto" w:val="clear"/>
           <w:lang w:val="en-CA"/>
         </w:rPr>
         <w:tab/>
@@ -1122,6 +1225,7 @@
         <w:rPr>
           <w:rStyle w:val="NormalItalic"/>
           <w:rFonts w:cs="Calibri" w:ascii="Calibri" w:hAnsi="Calibri"/>
+          <w:shd w:fill="auto" w:val="clear"/>
           <w:lang w:val="en-CA"/>
         </w:rPr>
         <w:t>Deputy Returning Officer</w:t>
@@ -1129,6 +1233,7 @@
       <w:r>
         <w:rPr>
           <w:rFonts w:cs="Calibri" w:ascii="Calibri" w:hAnsi="Calibri"/>
+          <w:shd w:fill="auto" w:val="clear"/>
           <w:lang w:val="en-CA"/>
         </w:rPr>
         <w:tab/>
@@ -1144,6 +1249,7 @@
         <w:rPr>
           <w:rStyle w:val="NormalBold"/>
           <w:rFonts w:cs="Calibri" w:ascii="Calibri" w:hAnsi="Calibri"/>
+          <w:shd w:fill="auto" w:val="clear"/>
           <w:lang w:val="en-CA"/>
         </w:rPr>
         <w:t>Fox Wireless</w:t>
@@ -1151,6 +1257,7 @@
       <w:r>
         <w:rPr>
           <w:rFonts w:cs="Calibri" w:ascii="Calibri" w:hAnsi="Calibri"/>
+          <w:shd w:fill="auto" w:val="clear"/>
           <w:lang w:val="en-CA"/>
         </w:rPr>
         <w:tab/>
@@ -1158,6 +1265,7 @@
       <w:r>
         <w:rPr>
           <w:rFonts w:cs="Calibri" w:ascii="Calibri" w:hAnsi="Calibri"/>
+          <w:shd w:fill="auto" w:val="clear"/>
           <w:lang w:val="en-CA"/>
         </w:rPr>
         <w:t>Newmarket</w:t>
@@ -1165,6 +1273,7 @@
       <w:r>
         <w:rPr>
           <w:rFonts w:cs="Calibri" w:ascii="Calibri" w:hAnsi="Calibri"/>
+          <w:shd w:fill="auto" w:val="clear"/>
           <w:lang w:val="en-CA"/>
         </w:rPr>
         <w:t>, ON, Canada</w:t>
@@ -1179,6 +1288,7 @@
         <w:rPr>
           <w:rStyle w:val="NormalItalic"/>
           <w:rFonts w:cs="Calibri" w:ascii="Calibri" w:hAnsi="Calibri"/>
+          <w:shd w:fill="auto" w:val="clear"/>
           <w:lang w:val="en-CA"/>
         </w:rPr>
         <w:t>Sales Associate</w:t>
@@ -1186,6 +1296,7 @@
       <w:r>
         <w:rPr>
           <w:rFonts w:cs="Calibri" w:ascii="Calibri" w:hAnsi="Calibri"/>
+          <w:shd w:fill="auto" w:val="clear"/>
           <w:lang w:val="en-CA"/>
         </w:rPr>
         <w:tab/>
@@ -1213,6 +1324,7 @@
           <w:kern w:val="0"/>
           <w:sz w:val="22"/>
           <w:szCs w:val="22"/>
+          <w:shd w:fill="auto" w:val="clear"/>
           <w:lang w:val="en-CA" w:eastAsia="en-CA"/>
         </w:rPr>
       </w:pPr>
@@ -1227,6 +1339,7 @@
           <w:kern w:val="0"/>
           <w:sz w:val="22"/>
           <w:szCs w:val="22"/>
+          <w:shd w:fill="auto" w:val="clear"/>
           <w:lang w:val="en-CA" w:eastAsia="en-CA"/>
         </w:rPr>
       </w:r>
@@ -1252,6 +1365,7 @@
           <w:kern w:val="0"/>
           <w:sz w:val="22"/>
           <w:szCs w:val="22"/>
+          <w:shd w:fill="auto" w:val="clear"/>
           <w:lang w:val="en-CA" w:eastAsia="en-CA"/>
         </w:rPr>
       </w:pPr>
@@ -1266,6 +1380,7 @@
           <w:kern w:val="0"/>
           <w:sz w:val="22"/>
           <w:szCs w:val="22"/>
+          <w:shd w:fill="auto" w:val="clear"/>
           <w:lang w:val="en-CA" w:eastAsia="en-CA"/>
         </w:rPr>
         <w:t>V</w:t>
@@ -1281,6 +1396,7 @@
           <w:kern w:val="0"/>
           <w:sz w:val="22"/>
           <w:szCs w:val="22"/>
+          <w:shd w:fill="auto" w:val="clear"/>
           <w:lang w:val="en-CA" w:eastAsia="en-CA"/>
         </w:rPr>
         <w:t>olunteering</w:t>
@@ -1296,6 +1412,7 @@
           <w:rStyle w:val="NormalBold"/>
           <w:rFonts w:cs="Calibri" w:ascii="Calibri" w:hAnsi="Calibri"/>
           <w:b/>
+          <w:shd w:fill="auto" w:val="clear"/>
           <w:lang w:val="en-CA"/>
         </w:rPr>
         <w:t xml:space="preserve">Note Taker: </w:t>
@@ -1308,6 +1425,7 @@
           <w:bCs w:val="false"/>
           <w:i/>
           <w:iCs/>
+          <w:shd w:fill="auto" w:val="clear"/>
           <w:lang w:val="en-CA"/>
         </w:rPr>
         <w:t xml:space="preserve">for students with disabilities (PMC centre) at Carleton University </w:t>
@@ -1321,6 +1439,7 @@
           <w:bCs w:val="false"/>
           <w:i w:val="false"/>
           <w:iCs w:val="false"/>
+          <w:shd w:fill="auto" w:val="clear"/>
           <w:lang w:val="en-CA"/>
         </w:rPr>
         <w:t>multiple courses and terms</w:t>
@@ -1337,6 +1456,7 @@
           <w:rStyle w:val="NormalBold"/>
           <w:rFonts w:cs="Calibri" w:ascii="Calibri" w:hAnsi="Calibri"/>
           <w:b/>
+          <w:shd w:fill="auto" w:val="clear"/>
           <w:lang w:val="en-CA"/>
         </w:rPr>
         <w:t xml:space="preserve">Canadian Feed the Children: </w:t>
@@ -1348,6 +1468,7 @@
           <w:b w:val="false"/>
           <w:bCs w:val="false"/>
           <w:i/>
+          <w:shd w:fill="auto" w:val="clear"/>
           <w:lang w:val="en-CA"/>
         </w:rPr>
         <w:t>General Member at Carleton University</w:t>
@@ -1355,6 +1476,7 @@
       <w:r>
         <w:rPr>
           <w:rFonts w:cs="Calibri" w:ascii="Calibri" w:hAnsi="Calibri"/>
+          <w:shd w:fill="auto" w:val="clear"/>
           <w:lang w:val="en-CA"/>
         </w:rPr>
         <w:tab/>
@@ -1362,6 +1484,7 @@
       <w:r>
         <w:rPr>
           <w:rFonts w:cs="Calibri" w:ascii="Calibri" w:hAnsi="Calibri"/>
+          <w:shd w:fill="auto" w:val="clear"/>
           <w:lang w:val="en-CA"/>
         </w:rPr>
         <w:t>2012 - 2013</w:t>
@@ -1381,6 +1504,7 @@
           <w:rFonts w:cs="Calibri" w:ascii="Calibri" w:hAnsi="Calibri"/>
           <w:b/>
           <w:bCs/>
+          <w:shd w:fill="auto" w:val="clear"/>
           <w:lang w:val="en-CA"/>
         </w:rPr>
         <w:t>Aurora Food Pantry</w:t>
@@ -1390,6 +1514,7 @@
           <w:rFonts w:cs="Calibri" w:ascii="Calibri" w:hAnsi="Calibri"/>
           <w:b/>
           <w:bCs/>
+          <w:shd w:fill="auto" w:val="clear"/>
           <w:lang w:val="en-CA"/>
         </w:rPr>
         <w:t xml:space="preserve">: </w:t>
@@ -1401,6 +1526,7 @@
           <w:bCs w:val="false"/>
           <w:i/>
           <w:iCs/>
+          <w:shd w:fill="auto" w:val="clear"/>
           <w:lang w:val="en-CA"/>
         </w:rPr>
         <w:t xml:space="preserve">volunteer at </w:t>
@@ -1412,6 +1538,7 @@
           <w:bCs w:val="false"/>
           <w:i/>
           <w:iCs/>
+          <w:shd w:fill="auto" w:val="clear"/>
           <w:lang w:val="en-CA"/>
         </w:rPr>
         <w:t>Food Bank</w:t>
@@ -1423,6 +1550,7 @@
           <w:bCs w:val="false"/>
           <w:i/>
           <w:iCs/>
+          <w:shd w:fill="auto" w:val="clear"/>
           <w:lang w:val="en-CA"/>
         </w:rPr>
         <w:tab/>
@@ -1434,6 +1562,7 @@
           <w:bCs w:val="false"/>
           <w:i w:val="false"/>
           <w:iCs w:val="false"/>
+          <w:shd w:fill="auto" w:val="clear"/>
           <w:lang w:val="en-CA"/>
         </w:rPr>
         <w:t>2008</w:t>
@@ -1451,6 +1580,7 @@
           <w:bCs/>
           <w:i w:val="false"/>
           <w:iCs w:val="false"/>
+          <w:shd w:fill="auto" w:val="clear"/>
           <w:lang w:val="en-CA"/>
         </w:rPr>
         <w:t xml:space="preserve">Out of the Cold program for the homeless: </w:t>
@@ -1462,6 +1592,7 @@
           <w:bCs w:val="false"/>
           <w:i/>
           <w:iCs/>
+          <w:shd w:fill="auto" w:val="clear"/>
           <w:lang w:val="en-CA"/>
         </w:rPr>
         <w:t xml:space="preserve">volunteer </w:t>
@@ -1473,6 +1604,7 @@
           <w:bCs w:val="false"/>
           <w:i w:val="false"/>
           <w:iCs w:val="false"/>
+          <w:shd w:fill="auto" w:val="clear"/>
           <w:lang w:val="en-CA"/>
         </w:rPr>
         <w:tab/>
@@ -1489,6 +1621,7 @@
           <w:rStyle w:val="NormalBold"/>
           <w:rFonts w:cs="Calibri" w:ascii="Calibri" w:hAnsi="Calibri"/>
           <w:b/>
+          <w:shd w:fill="auto" w:val="clear"/>
           <w:lang w:val="en-CA"/>
         </w:rPr>
         <w:t xml:space="preserve">Terry Fox Run: </w:t>
@@ -1499,6 +1632,7 @@
           <w:rFonts w:cs="Calibri" w:ascii="Calibri" w:hAnsi="Calibri"/>
           <w:b w:val="false"/>
           <w:bCs w:val="false"/>
+          <w:shd w:fill="auto" w:val="clear"/>
           <w:lang w:val="en-CA"/>
         </w:rPr>
         <w:t>occasional donor and participant</w:t>
@@ -1516,6 +1650,7 @@
           <w:rFonts w:cs="Calibri" w:ascii="Calibri" w:hAnsi="Calibri"/>
           <w:b/>
           <w:bCs w:val="false"/>
+          <w:shd w:fill="auto" w:val="clear"/>
           <w:lang w:val="en-CA"/>
         </w:rPr>
         <w:t>F</w:t>
@@ -1526,6 +1661,7 @@
           <w:rFonts w:cs="Calibri" w:ascii="Calibri" w:hAnsi="Calibri"/>
           <w:b/>
           <w:bCs w:val="false"/>
+          <w:shd w:fill="auto" w:val="clear"/>
           <w:lang w:val="en-CA"/>
         </w:rPr>
         <w:t>olding @ Home</w:t>
@@ -1536,6 +1672,7 @@
           <w:rFonts w:cs="Calibri" w:ascii="Calibri" w:hAnsi="Calibri"/>
           <w:b/>
           <w:bCs w:val="false"/>
+          <w:shd w:fill="auto" w:val="clear"/>
           <w:lang w:val="en-CA"/>
         </w:rPr>
         <w:t xml:space="preserve">: </w:t>
@@ -1546,6 +1683,7 @@
           <w:rFonts w:cs="Calibri" w:ascii="Calibri" w:hAnsi="Calibri"/>
           <w:b w:val="false"/>
           <w:bCs w:val="false"/>
+          <w:shd w:fill="auto" w:val="clear"/>
           <w:lang w:val="en-CA"/>
         </w:rPr>
         <w:t>occasionally donate my unused CPU and/or GPU resources to the researchers</w:t>
@@ -1575,6 +1713,7 @@
           <w:kern w:val="0"/>
           <w:sz w:val="22"/>
           <w:szCs w:val="22"/>
+          <w:shd w:fill="auto" w:val="clear"/>
           <w:lang w:val="en-CA" w:eastAsia="en-CA"/>
         </w:rPr>
       </w:pPr>
@@ -1591,6 +1730,7 @@
           <w:kern w:val="0"/>
           <w:sz w:val="22"/>
           <w:szCs w:val="22"/>
+          <w:shd w:fill="auto" w:val="clear"/>
           <w:lang w:val="en-CA" w:eastAsia="en-CA"/>
         </w:rPr>
       </w:r>
@@ -1619,6 +1759,7 @@
           <w:kern w:val="0"/>
           <w:sz w:val="22"/>
           <w:szCs w:val="22"/>
+          <w:shd w:fill="auto" w:val="clear"/>
           <w:lang w:val="en-CA" w:eastAsia="en-CA"/>
         </w:rPr>
       </w:pPr>
@@ -1635,6 +1776,7 @@
           <w:kern w:val="0"/>
           <w:sz w:val="22"/>
           <w:szCs w:val="22"/>
+          <w:shd w:fill="auto" w:val="clear"/>
           <w:lang w:val="en-CA" w:eastAsia="en-CA"/>
         </w:rPr>
         <w:t>Activities</w:t>
@@ -1660,6 +1802,7 @@
           <w:i w:val="false"/>
           <w:iCs w:val="false"/>
           <w:kern w:val="0"/>
+          <w:shd w:fill="auto" w:val="clear"/>
           <w:lang w:eastAsia="en-CA"/>
         </w:rPr>
         <w:t xml:space="preserve">Recreational tennis, jogging. Cycle as a means of transportation. Play guitar in private. Hangout with </w:t>
@@ -1672,6 +1815,7 @@
           <w:i w:val="false"/>
           <w:iCs w:val="false"/>
           <w:kern w:val="0"/>
+          <w:shd w:fill="auto" w:val="clear"/>
           <w:lang w:eastAsia="en-CA"/>
         </w:rPr>
         <w:t xml:space="preserve">friends and </w:t>
@@ -1684,6 +1828,7 @@
           <w:i w:val="false"/>
           <w:iCs w:val="false"/>
           <w:kern w:val="0"/>
+          <w:shd w:fill="auto" w:val="clear"/>
           <w:lang w:eastAsia="en-CA"/>
         </w:rPr>
         <w:t>my girlfriend.</w:t>
@@ -1713,6 +1858,7 @@
           <w:kern w:val="0"/>
           <w:sz w:val="22"/>
           <w:szCs w:val="22"/>
+          <w:shd w:fill="auto" w:val="clear"/>
           <w:lang w:val="en-CA" w:eastAsia="en-CA"/>
         </w:rPr>
       </w:pPr>
@@ -1729,6 +1875,7 @@
           <w:kern w:val="0"/>
           <w:sz w:val="22"/>
           <w:szCs w:val="22"/>
+          <w:shd w:fill="auto" w:val="clear"/>
           <w:lang w:val="en-CA" w:eastAsia="en-CA"/>
         </w:rPr>
       </w:r>
@@ -1757,6 +1904,7 @@
           <w:kern w:val="0"/>
           <w:sz w:val="22"/>
           <w:szCs w:val="22"/>
+          <w:shd w:fill="auto" w:val="clear"/>
           <w:lang w:val="en-CA" w:eastAsia="en-CA"/>
         </w:rPr>
       </w:pPr>
@@ -1773,6 +1921,7 @@
           <w:kern w:val="0"/>
           <w:sz w:val="22"/>
           <w:szCs w:val="22"/>
+          <w:shd w:fill="auto" w:val="clear"/>
           <w:lang w:val="en-CA" w:eastAsia="en-CA"/>
         </w:rPr>
         <w:t>W</w:t>
@@ -1790,6 +1939,7 @@
           <w:kern w:val="0"/>
           <w:sz w:val="22"/>
           <w:szCs w:val="22"/>
+          <w:shd w:fill="auto" w:val="clear"/>
           <w:lang w:val="en-CA" w:eastAsia="en-CA"/>
         </w:rPr>
         <w:t>ork References</w:t>
@@ -2002,6 +2152,7 @@
           <w:kern w:val="0"/>
           <w:sz w:val="22"/>
           <w:szCs w:val="22"/>
+          <w:shd w:fill="auto" w:val="clear"/>
           <w:lang w:val="en-CA" w:eastAsia="en-CA"/>
         </w:rPr>
         <w:t>P</w:t>
@@ -2019,6 +2170,7 @@
           <w:kern w:val="0"/>
           <w:sz w:val="22"/>
           <w:szCs w:val="22"/>
+          <w:shd w:fill="auto" w:val="clear"/>
           <w:lang w:val="en-CA" w:eastAsia="en-CA"/>
         </w:rPr>
         <w:t>ersonal References</w:t>
@@ -2123,6 +2275,7 @@
           <w:iCs w:val="false"/>
           <w:color w:val="000000"/>
           <w:kern w:val="0"/>
+          <w:shd w:fill="auto" w:val="clear"/>
           <w:lang w:eastAsia="en-CA" w:bidi="hi-IN"/>
         </w:rPr>
       </w:pPr>
@@ -2135,6 +2288,7 @@
           <w:iCs w:val="false"/>
           <w:color w:val="000000"/>
           <w:kern w:val="2"/>
+          <w:shd w:fill="auto" w:val="clear"/>
           <w:lang w:eastAsia="zh-CN" w:bidi="hi-IN"/>
         </w:rPr>
         <w:t xml:space="preserve">Email: </w:t>
@@ -2150,6 +2304,7 @@
             <w:iCs w:val="false"/>
             <w:color w:val="000000"/>
             <w:kern w:val="0"/>
+            <w:shd w:fill="auto" w:val="clear"/>
             <w:lang w:eastAsia="en-CA" w:bidi="hi-IN"/>
           </w:rPr>
           <w:t>WillPrado@cmail.carleton.ca</w:t>
@@ -2164,6 +2319,7 @@
           <w:iCs w:val="false"/>
           <w:color w:val="000000"/>
           <w:kern w:val="2"/>
+          <w:shd w:fill="auto" w:val="clear"/>
           <w:lang w:eastAsia="zh-CN" w:bidi="hi-IN"/>
         </w:rPr>
         <w:t xml:space="preserve"> </w:t>
@@ -2190,6 +2346,7 @@
           <w:iCs w:val="false"/>
           <w:color w:val="000000"/>
           <w:kern w:val="2"/>
+          <w:shd w:fill="auto" w:val="clear"/>
           <w:lang w:eastAsia="zh-CN" w:bidi="hi-IN"/>
         </w:rPr>
       </w:pPr>
@@ -2202,6 +2359,7 @@
           <w:iCs w:val="false"/>
           <w:color w:val="000000"/>
           <w:kern w:val="2"/>
+          <w:shd w:fill="auto" w:val="clear"/>
           <w:lang w:eastAsia="zh-CN" w:bidi="hi-IN"/>
         </w:rPr>
       </w:r>
@@ -2650,7 +2808,7 @@
 </file>
 
 <file path=word/numbering.xml><?xml version="1.0" encoding="utf-8"?>
-<w:numbering xmlns:w="http://schemas.openxmlformats.org/wordprocessingml/2006/main" xmlns:o="urn:schemas-microsoft-com:office:office" xmlns:r="http://schemas.openxmlformats.org/officeDocument/2006/relationships" xmlns:v="urn:schemas-microsoft-com:vml">
+<w:numbering xmlns:w="http://schemas.openxmlformats.org/wordprocessingml/2006/main" xmlns:o="urn:schemas-microsoft-com:office:office" xmlns:r="http://schemas.openxmlformats.org/officeDocument/2006/relationships" xmlns:v="urn:schemas-microsoft-com:vml" xmlns:mc="http://schemas.openxmlformats.org/markup-compatibility/2006" xmlns:w14="http://schemas.microsoft.com/office/word/2010/wordml" mc:Ignorable="w14">
   <w:abstractNum w:abstractNumId="1">
     <w:lvl w:ilvl="0">
       <w:start w:val="1"/>
